--- a/server/src/templates/WH_template_2026_v2.docx
+++ b/server/src/templates/WH_template_2026_v2.docx
@@ -704,7 +704,27 @@
                       <w:sz w:val="28"/>
                       <w:szCs w:val="28"/>
                     </w:rPr>
-                    <w:t>{customer_name}</w:t>
+                    <w:t>{c</w:t>
+                  </w:r>
+                  <w:r>
+                    <w:rPr>
+                      <w:rFonts w:ascii="黑体" w:eastAsia="黑体" w:hAnsi="黑体" w:cs="Calibri" w:hint="eastAsia"/>
+                      <w:color w:val="000000"/>
+                      <w:kern w:val="2"/>
+                      <w:sz w:val="28"/>
+                      <w:szCs w:val="28"/>
+                    </w:rPr>
+                    <w:t>ommissioner</w:t>
+                  </w:r>
+                  <w:r>
+                    <w:rPr>
+                      <w:rFonts w:ascii="黑体" w:eastAsia="黑体" w:hAnsi="黑体" w:cs="Calibri"/>
+                      <w:color w:val="000000"/>
+                      <w:kern w:val="2"/>
+                      <w:sz w:val="28"/>
+                      <w:szCs w:val="28"/>
+                    </w:rPr>
+                    <w:t>_name}</w:t>
                   </w:r>
                 </w:p>
               </w:tc>
@@ -844,7 +864,27 @@
                       <w:sz w:val="28"/>
                       <w:szCs w:val="28"/>
                     </w:rPr>
-                    <w:t>{customer_address}</w:t>
+                    <w:t>{c</w:t>
+                  </w:r>
+                  <w:r>
+                    <w:rPr>
+                      <w:rFonts w:ascii="黑体" w:eastAsia="黑体" w:hAnsi="黑体" w:hint="eastAsia"/>
+                      <w:color w:val="000000"/>
+                      <w:kern w:val="2"/>
+                      <w:sz w:val="28"/>
+                      <w:szCs w:val="28"/>
+                    </w:rPr>
+                    <w:t>ommissioner</w:t>
+                  </w:r>
+                  <w:r>
+                    <w:rPr>
+                      <w:rFonts w:ascii="黑体" w:eastAsia="黑体" w:hAnsi="黑体"/>
+                      <w:color w:val="000000"/>
+                      <w:kern w:val="2"/>
+                      <w:sz w:val="28"/>
+                      <w:szCs w:val="28"/>
+                    </w:rPr>
+                    <w:t>_address}</w:t>
                   </w:r>
                 </w:p>
               </w:tc>
@@ -1499,7 +1539,7 @@
       <w:pPr>
         <w:spacing w:line="288" w:lineRule="auto"/>
         <w:rPr>
-          <w:rFonts w:eastAsiaTheme="minorEastAsia"/>
+          <w:rFonts w:eastAsia="等线"/>
         </w:rPr>
       </w:pPr>
       <w:r>
@@ -1523,18 +1563,33 @@
         <w:rPr>
           <w:rFonts w:hint="eastAsia"/>
         </w:rPr>
-        <w:t>、未加盖认定标识的报告，仅供内部参考，不具有对社会的证明作用。</w:t>
+        <w:t>、未加盖资质认定标志（</w:t>
+      </w:r>
+      <w:r>
+        <w:rPr>
+          <w:rFonts w:hint="eastAsia"/>
+        </w:rPr>
+        <w:t>CMA</w:t>
+      </w:r>
+      <w:r>
+        <w:rPr>
+          <w:rFonts w:hint="eastAsia"/>
+        </w:rPr>
+        <w:t>）的报告，仅作为科研、教学或内部质量控制等之用，不具有社会证明作用。</w:t>
       </w:r>
     </w:p>
     <w:p>
       <w:pPr>
         <w:spacing w:line="288" w:lineRule="auto"/>
+        <w:rPr>
+          <w:sz w:val="21"/>
+          <w:szCs w:val="21"/>
+          <w:highlight w:val="yellow"/>
+          <w:lang w:bidi="ar"/>
+        </w:rPr>
       </w:pPr>
       <w:r>
-        <w:rPr>
-          <w:rFonts w:hint="eastAsia"/>
-        </w:rPr>
-        <w:t>The report without the identification mark is for internal reference only and has no proof function to the society.</w:t>
+        <w:t>The test report without the certification mark (CMA) is only used for scientific research, teaching, and internal quality control, and does not have the role of proof to the society.</w:t>
       </w:r>
     </w:p>
     <w:p>
@@ -20624,6 +20679,14 @@
       </w:r>
       <w:r>
         <w:rPr>
+          <w:rFonts w:hint="eastAsia"/>
+          <w:szCs w:val="24"/>
+          <w:lang w:bidi="ar"/>
+        </w:rPr>
+        <w:t xml:space="preserve"> </w:t>
+      </w:r>
+      <w:r>
+        <w:rPr>
           <w:szCs w:val="24"/>
           <w:lang w:bidi="ar"/>
         </w:rPr>
@@ -20647,7 +20710,25 @@
           <w:szCs w:val="21"/>
           <w:lang w:bidi="ar"/>
         </w:rPr>
-        <w:t>检测结果详见下页。</w:t>
+        <w:t>检测结果详见下</w:t>
+      </w:r>
+      <w:r>
+        <w:rPr>
+          <w:rFonts w:hint="eastAsia"/>
+          <w:sz w:val="21"/>
+          <w:szCs w:val="21"/>
+          <w:lang w:bidi="ar"/>
+        </w:rPr>
+        <w:t>文</w:t>
+      </w:r>
+      <w:r>
+        <w:rPr>
+          <w:rFonts w:hint="eastAsia"/>
+          <w:sz w:val="21"/>
+          <w:szCs w:val="21"/>
+          <w:lang w:bidi="ar"/>
+        </w:rPr>
+        <w:t>。</w:t>
       </w:r>
     </w:p>
     <w:p>
@@ -21109,6 +21190,13 @@
       </w:r>
       <w:r>
         <w:rPr>
+          <w:rFonts w:hint="eastAsia"/>
+          <w:szCs w:val="21"/>
+        </w:rPr>
+        <w:t xml:space="preserve"> </w:t>
+      </w:r>
+      <w:r>
+        <w:rPr>
           <w:szCs w:val="21"/>
         </w:rPr>
         <w:t>Measurement Apparatus used in the test</w:t>
@@ -21499,6 +21587,14 @@
           <w:szCs w:val="24"/>
         </w:rPr>
         <w:t>环境温湿度</w:t>
+      </w:r>
+      <w:r>
+        <w:rPr>
+          <w:rFonts w:hint="eastAsia"/>
+          <w:color w:val="000000" w:themeColor="text1"/>
+          <w:szCs w:val="24"/>
+        </w:rPr>
+        <w:t xml:space="preserve"> </w:t>
       </w:r>
       <w:r>
         <w:rPr>
@@ -21614,6 +21710,13 @@
       </w:r>
       <w:r>
         <w:rPr>
+          <w:rFonts w:hint="eastAsia"/>
+          <w:szCs w:val="21"/>
+        </w:rPr>
+        <w:t xml:space="preserve"> </w:t>
+      </w:r>
+      <w:r>
+        <w:rPr>
           <w:szCs w:val="21"/>
         </w:rPr>
         <w:t>Testing Requirements</w:t>
@@ -21840,6 +21943,13 @@
           <w:color w:val="000000" w:themeColor="text1"/>
         </w:rPr>
         <w:t>试验结果</w:t>
+      </w:r>
+      <w:r>
+        <w:rPr>
+          <w:rFonts w:hint="eastAsia"/>
+          <w:color w:val="000000" w:themeColor="text1"/>
+        </w:rPr>
+        <w:t xml:space="preserve"> </w:t>
       </w:r>
       <w:r>
         <w:rPr>
@@ -22033,6 +22143,14 @@
           <w:color w:val="000000" w:themeColor="text1"/>
           <w:szCs w:val="24"/>
         </w:rPr>
+        <w:t xml:space="preserve"> </w:t>
+      </w:r>
+      <w:r>
+        <w:rPr>
+          <w:rFonts w:hint="eastAsia"/>
+          <w:color w:val="000000" w:themeColor="text1"/>
+          <w:szCs w:val="24"/>
+        </w:rPr>
         <w:t>Test Photos</w:t>
       </w:r>
     </w:p>
@@ -22457,14 +22575,9 @@
             </wp:anchor>
           </w:drawing>
         </mc:Choice>
-        <mc:Fallback xmlns:w16du="http://schemas.microsoft.com/office/word/2023/wordml/word16du" xmlns:w16sdtfl="http://schemas.microsoft.com/office/word/2024/wordml/sdtformatlock" xmlns:wpsCustomData="http://www.wps.cn/officeDocument/2013/wpsCustomData">
+        <mc:Fallback>
           <w:pict>
-            <v:line id="_x0000_s1026" o:spid="_x0000_s1026" o:spt="20" style="position:absolute;left:0pt;margin-left:-2.45pt;margin-top:27.85pt;height:0pt;width:419.55pt;z-index:251660288;mso-width-relative:page;mso-height-relative:page;" filled="f" stroked="t" coordsize="21600,21600" o:gfxdata="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">
-              <v:fill on="f" focussize="0,0"/>
-              <v:stroke weight="1pt" color="#000000" joinstyle="round"/>
-              <v:imagedata o:title=""/>
-              <o:lock v:ext="edit" aspectratio="f"/>
-            </v:line>
+            <v:line w14:anchorId="7226ACE5" id="直接连接符 5" o:spid="_x0000_s1026" style="position:absolute;z-index:251660288;visibility:visible;mso-wrap-style:square;mso-wrap-distance-left:9pt;mso-wrap-distance-top:0;mso-wrap-distance-right:9pt;mso-wrap-distance-bottom:0;mso-position-horizontal:absolute;mso-position-horizontal-relative:text;mso-position-vertical:absolute;mso-position-vertical-relative:text" from="-2.45pt,27.85pt" to="417.1pt,27.85pt" o:gfxdata="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" strokeweight="1pt"/>
           </w:pict>
         </mc:Fallback>
       </mc:AlternateContent>
@@ -24693,6 +24806,10 @@
 </file>
 
 <file path=customXml/item1.xml><?xml version="1.0" encoding="utf-8"?>
+<b:Sources xmlns:b="http://schemas.openxmlformats.org/officeDocument/2006/bibliography" xmlns="http://schemas.openxmlformats.org/officeDocument/2006/bibliography" SelectedStyle="" StyleName=""/>
+</file>
+
+<file path=customXml/item2.xml><?xml version="1.0" encoding="utf-8"?>
 <s:customData xmlns="http://www.wps.cn/officeDocument/2013/wpsCustomData" xmlns:s="http://www.wps.cn/officeDocument/2013/wpsCustomData">
   <customSectProps>
     <customSectPr/>
@@ -24704,22 +24821,18 @@
 </s:customData>
 </file>
 
-<file path=customXml/item2.xml><?xml version="1.0" encoding="utf-8"?>
-<b:Sources xmlns:b="http://schemas.openxmlformats.org/officeDocument/2006/bibliography" xmlns="http://schemas.openxmlformats.org/officeDocument/2006/bibliography" SelectedStyle="" StyleName=""/>
+<file path=customXml/itemProps1.xml><?xml version="1.0" encoding="utf-8"?>
+<ds:datastoreItem xmlns:ds="http://schemas.openxmlformats.org/officeDocument/2006/customXml" ds:itemID="{D958C93F-41FF-42EF-B9EB-889082FF43E3}">
+  <ds:schemaRefs>
+    <ds:schemaRef ds:uri="http://schemas.openxmlformats.org/officeDocument/2006/bibliography"/>
+  </ds:schemaRefs>
+</ds:datastoreItem>
 </file>
 
-<file path=customXml/itemProps1.xml><?xml version="1.0" encoding="utf-8"?>
+<file path=customXml/itemProps2.xml><?xml version="1.0" encoding="utf-8"?>
 <ds:datastoreItem xmlns:ds="http://schemas.openxmlformats.org/officeDocument/2006/customXml" ds:itemID="{B1977F7D-205B-4081-913C-38D41E755F92}">
   <ds:schemaRefs>
     <ds:schemaRef ds:uri="http://www.wps.cn/officeDocument/2013/wpsCustomData"/>
   </ds:schemaRefs>
 </ds:datastoreItem>
-</file>
-
-<file path=customXml/itemProps2.xml><?xml version="1.0" encoding="utf-8"?>
-<ds:datastoreItem xmlns:ds="http://schemas.openxmlformats.org/officeDocument/2006/customXml" ds:itemID="{D958C93F-41FF-42EF-B9EB-889082FF43E3}">
-  <ds:schemaRefs>
-    <ds:schemaRef ds:uri="http://schemas.openxmlformats.org/officeDocument/2006/bibliography"/>
-  </ds:schemaRefs>
-</ds:datastoreItem>
 </file>